--- a/report/Vataleni_PMSG_SSO_Technical_Report.docx
+++ b/report/Vataleni_PMSG_SSO_Technical_Report.docx
@@ -75,7 +75,7 @@
           <w:color w:val="595959"/>
           <w:sz w:val="20"/>
         </w:rPr>
-        <w:t>Generated from fresh MATLAB/Simulink results - 13 August 2026</w:t>
+        <w:t>Generated from fresh MATLAB/Simulink results - 21 October 2026</w:t>
       </w:r>
     </w:p>
     <w:p>
@@ -586,7 +586,7 @@
           <w:rFonts w:ascii="Calibri" w:hAnsi="Calibri"/>
           <w:sz w:val="22"/>
         </w:rPr>
-        <w:t>The top-level diagram is organized left-to-right. Compact diagnostic vectors feed the logging interface without altering the physical signal paths. Every continuous state is an Integrator block; each equation set is stored in an embedded MATLAB Function block inside the SLX.</w:t>
+        <w:t>The top-level diagram is organized left-to-right. Compact diagnostic vectors feed the logging interface without altering the physical signal paths. Seven equation groups use connected native Simulink math blocks and every continuous state is an Integrator. One embedded MATLAB Function block assembles the diagnostic vector and reconstructed phase waveforms.</w:t>
       </w:r>
     </w:p>
     <w:p>
@@ -598,7 +598,7 @@
       <w:r>
         <w:drawing>
           <wp:inline xmlns:a="http://schemas.openxmlformats.org/drawingml/2006/main" xmlns:pic="http://schemas.openxmlformats.org/drawingml/2006/picture">
-            <wp:extent cx="5852160" cy="2123642"/>
+            <wp:extent cx="5852160" cy="3989788"/>
             <wp:docPr id="1" name="Picture 1" descr="Figure 1. Authoritative top-level Simulink architecture." title="top level"/>
             <wp:cNvGraphicFramePr>
               <a:graphicFrameLocks noChangeAspect="1"/>
@@ -619,7 +619,7 @@
                   <pic:spPr>
                     <a:xfrm>
                       <a:off x="0" y="0"/>
-                      <a:ext cx="5852160" cy="2123642"/>
+                      <a:ext cx="5852160" cy="3989788"/>
                     </a:xfrm>
                     <a:prstGeom prst="rect"/>
                   </pic:spPr>
@@ -948,7 +948,7 @@
                 <w:rFonts w:ascii="Calibri" w:hAnsi="Calibri"/>
                 <w:sz w:val="18"/>
               </w:rPr>
-              <w:t>mechanical power, speed, grid power</w:t>
+              <w:t>electromagnetic torque, speed, grid power</w:t>
             </w:r>
           </w:p>
         </w:tc>
@@ -1025,7 +1025,7 @@
                 <w:rFonts w:ascii="Calibri" w:hAnsi="Calibri"/>
                 <w:sz w:val="18"/>
               </w:rPr>
-              <w:t>vdc, id, iq, mechanical power</w:t>
+              <w:t>vdc, id, iq, generator power</w:t>
             </w:r>
           </w:p>
         </w:tc>
@@ -1491,7 +1491,16 @@
           <w:color w:val="1F4D78"/>
           <w:sz w:val="21"/>
         </w:rPr>
-        <w:t>d v_dc/dt = (P_m omega_r - P_grid) / [C_pu max(v_dc, 0.25)]</w:t>
+        <w:t>d v_dc/dt = (T_e omega_r - P_grid) / [C_pu max(v_dc, 0.25)]</w:t>
+      </w:r>
+    </w:p>
+    <w:p>
+      <w:r>
+        <w:rPr>
+          <w:rFonts w:ascii="Calibri" w:hAnsi="Calibri"/>
+          <w:sz w:val="22"/>
+        </w:rPr>
+        <w:t>Generator electrical input is electromagnetic torque times rotor speed. The reduced-order machine assumes ideal conversion between air-gap power and the DC link; explicit stator copper and converter losses are outside this model.</w:t>
       </w:r>
     </w:p>
     <w:p>
@@ -1514,7 +1523,7 @@
           <w:color w:val="1F4D78"/>
           <w:sz w:val="21"/>
         </w:rPr>
-        <w:t>i_d,ref = P_m + Kp_dc(v_dc - v_dc,ref) + xi_dc ;  i_q,ref = 0</w:t>
+        <w:t>i_d,ref = P_gen + Kp_dc(v_dc - v_dc,ref) + xi_dc ;  i_q,ref = 0</w:t>
       </w:r>
     </w:p>
     <w:p>
@@ -3365,7 +3374,7 @@
       <w:r>
         <w:drawing>
           <wp:inline xmlns:a="http://schemas.openxmlformats.org/drawingml/2006/main" xmlns:pic="http://schemas.openxmlformats.org/drawingml/2006/picture">
-            <wp:extent cx="5029200" cy="3556800"/>
+            <wp:extent cx="5029200" cy="3266831"/>
             <wp:docPr id="5" name="Picture 5" descr="Figure 5. Generator speed, mechanical/electromagnetic torque and grid currents." title="15 speed torque currents"/>
             <wp:cNvGraphicFramePr>
               <a:graphicFrameLocks noChangeAspect="1"/>
@@ -3386,7 +3395,7 @@
                   <pic:spPr>
                     <a:xfrm>
                       <a:off x="0" y="0"/>
-                      <a:ext cx="5029200" cy="3556800"/>
+                      <a:ext cx="5029200" cy="3266831"/>
                     </a:xfrm>
                     <a:prstGeom prst="rect"/>
                   </pic:spPr>
@@ -3918,7 +3927,7 @@
                 <w:rFonts w:ascii="Calibri" w:hAnsi="Calibri"/>
                 <w:sz w:val="18"/>
               </w:rPr>
-              <w:t>+0.05148</w:t>
+              <w:t>+0.05158</w:t>
             </w:r>
           </w:p>
         </w:tc>
@@ -4070,7 +4079,7 @@
                 <w:rFonts w:ascii="Calibri" w:hAnsi="Calibri"/>
                 <w:sz w:val="18"/>
               </w:rPr>
-              <w:t>-1.39367</w:t>
+              <w:t>-1.39358</w:t>
             </w:r>
           </w:p>
         </w:tc>
@@ -4614,7 +4623,7 @@
                 <w:rFonts w:ascii="Calibri" w:hAnsi="Calibri"/>
                 <w:sz w:val="18"/>
               </w:rPr>
-              <w:t>4.83487</w:t>
+              <w:t>4.83486</w:t>
             </w:r>
           </w:p>
         </w:tc>
@@ -4639,7 +4648,7 @@
                 <w:rFonts w:ascii="Calibri" w:hAnsi="Calibri"/>
                 <w:sz w:val="18"/>
               </w:rPr>
-              <w:t>1.89233</w:t>
+              <w:t>1.89236</w:t>
             </w:r>
           </w:p>
         </w:tc>
@@ -4664,7 +4673,7 @@
                 <w:rFonts w:ascii="Calibri" w:hAnsi="Calibri"/>
                 <w:sz w:val="18"/>
               </w:rPr>
-              <w:t>-2.94254</w:t>
+              <w:t>-2.9425</w:t>
             </w:r>
           </w:p>
         </w:tc>
@@ -4716,7 +4725,7 @@
                 <w:rFonts w:ascii="Calibri" w:hAnsi="Calibri"/>
                 <w:sz w:val="18"/>
               </w:rPr>
-              <w:t>-0.00169455</w:t>
+              <w:t>-0.00169784</w:t>
             </w:r>
           </w:p>
         </w:tc>
@@ -4741,7 +4750,7 @@
                 <w:rFonts w:ascii="Calibri" w:hAnsi="Calibri"/>
                 <w:sz w:val="18"/>
               </w:rPr>
-              <w:t>0.116418</w:t>
+              <w:t>0.116408</w:t>
             </w:r>
           </w:p>
         </w:tc>
@@ -4766,7 +4775,7 @@
                 <w:rFonts w:ascii="Calibri" w:hAnsi="Calibri"/>
                 <w:sz w:val="18"/>
               </w:rPr>
-              <w:t>+0.118112</w:t>
+              <w:t>+0.118106</w:t>
             </w:r>
           </w:p>
         </w:tc>
@@ -5324,7 +5333,7 @@
           <w:rFonts w:ascii="Calibri" w:hAnsi="Calibri"/>
           <w:sz w:val="22"/>
         </w:rPr>
-        <w:t>Core dynamics: embedded MATLAB Function blocks plus native Integrator, Step, Constant, Mux and routing blocks.</w:t>
+        <w:t>Core dynamics: seven connected native math subsystems, eleven Integrators, and one internal MATLAB Function block for diagnostic assembly.</w:t>
       </w:r>
     </w:p>
     <w:p>
@@ -5458,6 +5467,20 @@
           <w:rFonts w:ascii="Calibri" w:hAnsi="Calibri"/>
           <w:sz w:val="22"/>
         </w:rPr>
+        <w:t>Generator stator copper losses and detailed converter losses are not represented in the DC energy balance.</w:t>
+      </w:r>
+    </w:p>
+    <w:p>
+      <w:pPr>
+        <w:pStyle w:val="ListBullet"/>
+        <w:spacing w:after="160" w:line="280" w:lineRule="auto"/>
+        <w:ind w:left="720" w:hanging="360"/>
+      </w:pPr>
+      <w:r>
+        <w:rPr>
+          <w:rFonts w:ascii="Calibri" w:hAnsi="Calibri"/>
+          <w:sz w:val="22"/>
+        </w:rPr>
         <w:t>Mitigation is evaluated for the documented SCR step and nominal operating point, not a full grid-code envelope.</w:t>
       </w:r>
     </w:p>
@@ -5490,6 +5513,84 @@
           <w:sz w:val="22"/>
         </w:rPr>
         <w:t>The repaired SLX is a portable, self-contained implementation of the recovered nonlinear averaged model. The weak-grid case produces an internally consistent 4.84 Hz SSO identified by FFT, Prony and eigenanalysis. The tested PLL-gain mitigation changes the critical modal real part from positive to negative and materially reduces DC-link deviation, peak current and active-power oscillation for the controlled comparison. The model, scripts, figures, result tables and reports are regenerated from the same authoritative equations and scenario definitions.</w:t>
+      </w:r>
+    </w:p>
+    <w:p>
+      <w:pPr>
+        <w:pStyle w:val="Heading1"/>
+      </w:pPr>
+      <w:r>
+        <w:t>13. References and parameter provenance</w:t>
+      </w:r>
+    </w:p>
+    <w:p>
+      <w:r>
+        <w:rPr>
+          <w:rFonts w:ascii="Calibri" w:hAnsi="Calibri"/>
+          <w:sz w:val="22"/>
+        </w:rPr>
+        <w:t>The literature supports the architecture and analysis methods. Only the 5 MW machine rating is taken as a numeric model value from a cited paper. The 690 V base, rotor, filter, DC-link, network and controller values are documented engineering assumptions or study tuning; the simulated 4.84 Hz mode is a project result, not a published benchmark target. See docs/SOURCE_AUDIT.md and docs/PARAMETERS.md for equation and value traceability.</w:t>
+      </w:r>
+    </w:p>
+    <w:p>
+      <w:pPr>
+        <w:pStyle w:val="ListBullet"/>
+        <w:spacing w:after="160" w:line="280" w:lineRule="auto"/>
+        <w:ind w:left="720" w:hanging="360"/>
+      </w:pPr>
+      <w:r>
+        <w:rPr>
+          <w:rFonts w:ascii="Calibri" w:hAnsi="Calibri"/>
+          <w:sz w:val="22"/>
+        </w:rPr>
+        <w:t>C. Wang, C. Liu, J. Yu and S. Xu, 'Research on Sub-synchronous Oscillation Characteristics between PMSG-based Wind Farms and Weak AC Grids Based on Prony Method,' 2019, DOI 10.1109/EI247390.2019.9061793. GSC structure, SCR and Prony methodology; 5 MW rating.</w:t>
+      </w:r>
+    </w:p>
+    <w:p>
+      <w:pPr>
+        <w:pStyle w:val="ListBullet"/>
+        <w:spacing w:after="160" w:line="280" w:lineRule="auto"/>
+        <w:ind w:left="720" w:hanging="360"/>
+      </w:pPr>
+      <w:r>
+        <w:rPr>
+          <w:rFonts w:ascii="Calibri" w:hAnsi="Calibri"/>
+          <w:sz w:val="22"/>
+        </w:rPr>
+        <w:t>X. Zhan, C. Liu and Z. Wang, 'Analysis and control on Sub-synchronous oscillation (SSO) of HVDC transmission for large-scale PMSG-based wind farm integration,' 2019, DOI 10.1049/joe.2018.8811. PMSG dq equations and control-mediated SSO context; HVDC-specific controller is not implemented here.</w:t>
+      </w:r>
+    </w:p>
+    <w:p>
+      <w:pPr>
+        <w:pStyle w:val="ListBullet"/>
+        <w:spacing w:after="160" w:line="280" w:lineRule="auto"/>
+        <w:ind w:left="720" w:hanging="360"/>
+      </w:pPr>
+      <w:r>
+        <w:rPr>
+          <w:rFonts w:ascii="Calibri" w:hAnsi="Calibri"/>
+          <w:sz w:val="22"/>
+        </w:rPr>
+        <w:t>P. Kundur, Power System Stability and Control, 1994, ISBN 0-07-035958-X. Modal frequency and damping conventions.</w:t>
+      </w:r>
+    </w:p>
+    <w:p>
+      <w:pPr>
+        <w:pStyle w:val="ListBullet"/>
+        <w:spacing w:after="160" w:line="280" w:lineRule="auto"/>
+        <w:ind w:left="720" w:hanging="360"/>
+      </w:pPr>
+      <w:r>
+        <w:rPr>
+          <w:rFonts w:ascii="Calibri" w:hAnsi="Calibri"/>
+          <w:sz w:val="22"/>
+        </w:rPr>
+        <w:t>M. Bongiorno, A. Petersson and E. Agneholm, The Impact of Wind Farms on Subsynchronous Resonance in Power Systems, Elforsk report 11:29, 2011. Complementary time, frequency and eigenvalue analysis context.</w:t>
+      </w:r>
+    </w:p>
+    <w:p>
+      <w:r>
+        <w:br w:type="page"/>
       </w:r>
     </w:p>
     <w:p>
@@ -7470,59 +7571,6 @@
         <w:spacing w:after="40"/>
       </w:pPr>
     </w:p>
-    <w:p>
-      <w:pPr>
-        <w:pStyle w:val="Heading1"/>
-      </w:pPr>
-      <w:r>
-        <w:t>Appendix B. Reproduction</w:t>
-      </w:r>
-    </w:p>
-    <w:p>
-      <w:r>
-        <w:rPr>
-          <w:rFonts w:ascii="Calibri" w:hAnsi="Calibri"/>
-          <w:sz w:val="22"/>
-        </w:rPr>
-        <w:t>Fresh validation command:</w:t>
-      </w:r>
-    </w:p>
-    <w:p>
-      <w:r>
-        <w:rPr>
-          <w:rFonts w:ascii="Calibri" w:hAnsi="Calibri"/>
-          <w:sz w:val="22"/>
-        </w:rPr>
-        <w:t>matlab -batch "cd('&lt;repo-root&gt;'); run('validation/validate_project.m')"</w:t>
-      </w:r>
-    </w:p>
-    <w:p>
-      <w:r>
-        <w:rPr>
-          <w:rFonts w:ascii="Calibri" w:hAnsi="Calibri"/>
-          <w:sz w:val="22"/>
-        </w:rPr>
-        <w:t>Independent standalone simulation command:</w:t>
-      </w:r>
-    </w:p>
-    <w:p>
-      <w:r>
-        <w:rPr>
-          <w:rFonts w:ascii="Calibri" w:hAnsi="Calibri"/>
-          <w:sz w:val="22"/>
-        </w:rPr>
-        <w:t>matlab -batch "cd('&lt;repo-root&gt;'); load_system('model/Vataleni_PMSG_SSO_Final.slx');</w:t>
-      </w:r>
-    </w:p>
-    <w:p>
-      <w:r>
-        <w:rPr>
-          <w:rFonts w:ascii="Calibri" w:hAnsi="Calibri"/>
-          <w:sz w:val="22"/>
-        </w:rPr>
-        <w:t>out=sim('Vataleni_PMSG_SSO_Final')"</w:t>
-      </w:r>
-    </w:p>
     <w:sectPr>
       <w:headerReference w:type="default" r:id="rId9"/>
       <w:footerReference w:type="default" r:id="rId10"/>
